--- a/5.人员管理/1.流程制度规范类文件/050101-招聘管理制度.docx
+++ b/5.人员管理/1.流程制度规范类文件/050101-招聘管理制度.docx
@@ -13,7 +13,7 @@
         <w:pStyle w:val="32"/>
         <w:bidi w:val="0"/>
       </w:pPr>
-      <w:bookmarkStart w:id="0" w:name="_Toc12322"/>
+      <w:bookmarkStart w:id="0" w:name="_Toc24165"/>
       <w:r>
         <w:t>招聘管理制度</w:t>
       </w:r>
@@ -24,7 +24,7 @@
         <w:pStyle w:val="33"/>
         <w:bidi w:val="0"/>
       </w:pPr>
-      <w:bookmarkStart w:id="1" w:name="_Toc1984"/>
+      <w:bookmarkStart w:id="1" w:name="_Toc32633"/>
       <w:r>
         <w:t>中达丰集团有限公司</w:t>
       </w:r>
@@ -43,7 +43,7 @@
           <w:lang w:val="en-US" w:eastAsia="zh-CN"/>
         </w:rPr>
       </w:pPr>
-      <w:bookmarkStart w:id="2" w:name="_Toc24948"/>
+      <w:bookmarkStart w:id="2" w:name="_Toc26726"/>
       <w:r>
         <w:rPr>
           <w:rFonts w:hint="eastAsia" w:ascii="宋体" w:hAnsi="宋体" w:eastAsia="宋体" w:cs="宋体"/>
@@ -86,7 +86,7 @@
           <w:szCs w:val="28"/>
         </w:rPr>
       </w:pPr>
-      <w:bookmarkStart w:id="3" w:name="_Toc5218"/>
+      <w:bookmarkStart w:id="3" w:name="_Toc21588"/>
       <w:r>
         <w:rPr>
           <w:rFonts w:ascii="宋体" w:hAnsi="宋体" w:eastAsia="宋体" w:cs="宋体"/>
@@ -579,12 +579,6 @@
             <w:insideH w:val="single" w:color="000000" w:sz="4" w:space="0"/>
             <w:insideV w:val="single" w:color="000000" w:sz="4" w:space="0"/>
           </w:tblBorders>
-          <w:tblCellMar>
-            <w:top w:w="0" w:type="dxa"/>
-            <w:left w:w="0" w:type="dxa"/>
-            <w:bottom w:w="0" w:type="dxa"/>
-            <w:right w:w="0" w:type="dxa"/>
-          </w:tblCellMar>
         </w:tblPrEx>
         <w:trPr>
           <w:trHeight w:val="528" w:hRule="atLeast"/>
@@ -926,7 +920,7 @@
           <w:rFonts w:hint="eastAsia" w:ascii="Microsoft JhengHei" w:hAnsi="Microsoft JhengHei" w:eastAsia="Microsoft JhengHei" w:cs="Microsoft JhengHei"/>
           <w:szCs w:val="24"/>
         </w:rPr>
-        <w:instrText xml:space="preserve"> HYPERLINK \l _Toc12322 </w:instrText>
+        <w:instrText xml:space="preserve"> HYPERLINK \l _Toc24165 </w:instrText>
       </w:r>
       <w:r>
         <w:rPr>
@@ -945,7 +939,7 @@
         <w:fldChar w:fldCharType="begin"/>
       </w:r>
       <w:r>
-        <w:instrText xml:space="preserve"> PAGEREF _Toc12322 \h </w:instrText>
+        <w:instrText xml:space="preserve"> PAGEREF _Toc24165 \h </w:instrText>
       </w:r>
       <w:r>
         <w:fldChar w:fldCharType="separate"/>
@@ -983,7 +977,7 @@
           <w:rFonts w:hint="eastAsia" w:ascii="Microsoft JhengHei" w:hAnsi="Microsoft JhengHei" w:eastAsia="Microsoft JhengHei" w:cs="Microsoft JhengHei"/>
           <w:szCs w:val="24"/>
         </w:rPr>
-        <w:instrText xml:space="preserve"> HYPERLINK \l _Toc1984 </w:instrText>
+        <w:instrText xml:space="preserve"> HYPERLINK \l _Toc32633 </w:instrText>
       </w:r>
       <w:r>
         <w:rPr>
@@ -1002,7 +996,7 @@
         <w:fldChar w:fldCharType="begin"/>
       </w:r>
       <w:r>
-        <w:instrText xml:space="preserve"> PAGEREF _Toc1984 \h </w:instrText>
+        <w:instrText xml:space="preserve"> PAGEREF _Toc32633 \h </w:instrText>
       </w:r>
       <w:r>
         <w:fldChar w:fldCharType="separate"/>
@@ -1040,7 +1034,7 @@
           <w:rFonts w:hint="eastAsia" w:ascii="Microsoft JhengHei" w:hAnsi="Microsoft JhengHei" w:eastAsia="Microsoft JhengHei" w:cs="Microsoft JhengHei"/>
           <w:szCs w:val="24"/>
         </w:rPr>
-        <w:instrText xml:space="preserve"> HYPERLINK \l _Toc24948 </w:instrText>
+        <w:instrText xml:space="preserve"> HYPERLINK \l _Toc26726 </w:instrText>
       </w:r>
       <w:r>
         <w:rPr>
@@ -1065,7 +1059,7 @@
         <w:fldChar w:fldCharType="begin"/>
       </w:r>
       <w:r>
-        <w:instrText xml:space="preserve"> PAGEREF _Toc24948 \h </w:instrText>
+        <w:instrText xml:space="preserve"> PAGEREF _Toc26726 \h </w:instrText>
       </w:r>
       <w:r>
         <w:fldChar w:fldCharType="separate"/>
@@ -1103,7 +1097,7 @@
           <w:rFonts w:hint="eastAsia" w:ascii="Microsoft JhengHei" w:hAnsi="Microsoft JhengHei" w:eastAsia="Microsoft JhengHei" w:cs="Microsoft JhengHei"/>
           <w:szCs w:val="24"/>
         </w:rPr>
-        <w:instrText xml:space="preserve"> HYPERLINK \l _Toc5218 </w:instrText>
+        <w:instrText xml:space="preserve"> HYPERLINK \l _Toc21588 </w:instrText>
       </w:r>
       <w:r>
         <w:rPr>
@@ -1127,7 +1121,7 @@
         <w:fldChar w:fldCharType="begin"/>
       </w:r>
       <w:r>
-        <w:instrText xml:space="preserve"> PAGEREF _Toc5218 \h </w:instrText>
+        <w:instrText xml:space="preserve"> PAGEREF _Toc21588 \h </w:instrText>
       </w:r>
       <w:r>
         <w:fldChar w:fldCharType="separate"/>
@@ -1165,7 +1159,7 @@
           <w:rFonts w:hint="eastAsia" w:ascii="Microsoft JhengHei" w:hAnsi="Microsoft JhengHei" w:eastAsia="Microsoft JhengHei" w:cs="Microsoft JhengHei"/>
           <w:szCs w:val="24"/>
         </w:rPr>
-        <w:instrText xml:space="preserve"> HYPERLINK \l _Toc22123 </w:instrText>
+        <w:instrText xml:space="preserve"> HYPERLINK \l _Toc15068 </w:instrText>
       </w:r>
       <w:r>
         <w:rPr>
@@ -1190,7 +1184,7 @@
         <w:fldChar w:fldCharType="begin"/>
       </w:r>
       <w:r>
-        <w:instrText xml:space="preserve"> PAGEREF _Toc22123 \h </w:instrText>
+        <w:instrText xml:space="preserve"> PAGEREF _Toc15068 \h </w:instrText>
       </w:r>
       <w:r>
         <w:fldChar w:fldCharType="separate"/>
@@ -1228,7 +1222,7 @@
           <w:rFonts w:hint="eastAsia" w:ascii="Microsoft JhengHei" w:hAnsi="Microsoft JhengHei" w:eastAsia="Microsoft JhengHei" w:cs="Microsoft JhengHei"/>
           <w:szCs w:val="24"/>
         </w:rPr>
-        <w:instrText xml:space="preserve"> HYPERLINK \l _Toc28425 </w:instrText>
+        <w:instrText xml:space="preserve"> HYPERLINK \l _Toc27903 </w:instrText>
       </w:r>
       <w:r>
         <w:rPr>
@@ -1253,7 +1247,7 @@
         <w:fldChar w:fldCharType="begin"/>
       </w:r>
       <w:r>
-        <w:instrText xml:space="preserve"> PAGEREF _Toc28425 \h </w:instrText>
+        <w:instrText xml:space="preserve"> PAGEREF _Toc27903 \h </w:instrText>
       </w:r>
       <w:r>
         <w:fldChar w:fldCharType="separate"/>
@@ -1291,7 +1285,7 @@
           <w:rFonts w:hint="eastAsia" w:ascii="Microsoft JhengHei" w:hAnsi="Microsoft JhengHei" w:eastAsia="Microsoft JhengHei" w:cs="Microsoft JhengHei"/>
           <w:szCs w:val="24"/>
         </w:rPr>
-        <w:instrText xml:space="preserve"> HYPERLINK \l _Toc31601 </w:instrText>
+        <w:instrText xml:space="preserve"> HYPERLINK \l _Toc14164 </w:instrText>
       </w:r>
       <w:r>
         <w:rPr>
@@ -1316,7 +1310,7 @@
         <w:fldChar w:fldCharType="begin"/>
       </w:r>
       <w:r>
-        <w:instrText xml:space="preserve"> PAGEREF _Toc31601 \h </w:instrText>
+        <w:instrText xml:space="preserve"> PAGEREF _Toc14164 \h </w:instrText>
       </w:r>
       <w:r>
         <w:fldChar w:fldCharType="separate"/>
@@ -1354,7 +1348,7 @@
           <w:rFonts w:hint="eastAsia" w:ascii="Microsoft JhengHei" w:hAnsi="Microsoft JhengHei" w:eastAsia="Microsoft JhengHei" w:cs="Microsoft JhengHei"/>
           <w:szCs w:val="24"/>
         </w:rPr>
-        <w:instrText xml:space="preserve"> HYPERLINK \l _Toc15392 </w:instrText>
+        <w:instrText xml:space="preserve"> HYPERLINK \l _Toc16462 </w:instrText>
       </w:r>
       <w:r>
         <w:rPr>
@@ -1379,7 +1373,7 @@
         <w:fldChar w:fldCharType="begin"/>
       </w:r>
       <w:r>
-        <w:instrText xml:space="preserve"> PAGEREF _Toc15392 \h </w:instrText>
+        <w:instrText xml:space="preserve"> PAGEREF _Toc16462 \h </w:instrText>
       </w:r>
       <w:r>
         <w:fldChar w:fldCharType="separate"/>
@@ -1417,7 +1411,7 @@
           <w:rFonts w:hint="eastAsia" w:ascii="Microsoft JhengHei" w:hAnsi="Microsoft JhengHei" w:eastAsia="Microsoft JhengHei" w:cs="Microsoft JhengHei"/>
           <w:szCs w:val="24"/>
         </w:rPr>
-        <w:instrText xml:space="preserve"> HYPERLINK \l _Toc20041 </w:instrText>
+        <w:instrText xml:space="preserve"> HYPERLINK \l _Toc3810 </w:instrText>
       </w:r>
       <w:r>
         <w:rPr>
@@ -1442,7 +1436,7 @@
         <w:fldChar w:fldCharType="begin"/>
       </w:r>
       <w:r>
-        <w:instrText xml:space="preserve"> PAGEREF _Toc20041 \h </w:instrText>
+        <w:instrText xml:space="preserve"> PAGEREF _Toc3810 \h </w:instrText>
       </w:r>
       <w:r>
         <w:fldChar w:fldCharType="separate"/>
@@ -1480,7 +1474,7 @@
           <w:rFonts w:hint="eastAsia" w:ascii="Microsoft JhengHei" w:hAnsi="Microsoft JhengHei" w:eastAsia="Microsoft JhengHei" w:cs="Microsoft JhengHei"/>
           <w:szCs w:val="24"/>
         </w:rPr>
-        <w:instrText xml:space="preserve"> HYPERLINK \l _Toc18782 </w:instrText>
+        <w:instrText xml:space="preserve"> HYPERLINK \l _Toc16972 </w:instrText>
       </w:r>
       <w:r>
         <w:rPr>
@@ -1505,7 +1499,7 @@
         <w:fldChar w:fldCharType="begin"/>
       </w:r>
       <w:r>
-        <w:instrText xml:space="preserve"> PAGEREF _Toc18782 \h </w:instrText>
+        <w:instrText xml:space="preserve"> PAGEREF _Toc16972 \h </w:instrText>
       </w:r>
       <w:r>
         <w:fldChar w:fldCharType="separate"/>
@@ -1543,7 +1537,7 @@
           <w:rFonts w:hint="eastAsia" w:ascii="Microsoft JhengHei" w:hAnsi="Microsoft JhengHei" w:eastAsia="Microsoft JhengHei" w:cs="Microsoft JhengHei"/>
           <w:szCs w:val="24"/>
         </w:rPr>
-        <w:instrText xml:space="preserve"> HYPERLINK \l _Toc30947 </w:instrText>
+        <w:instrText xml:space="preserve"> HYPERLINK \l _Toc30603 </w:instrText>
       </w:r>
       <w:r>
         <w:rPr>
@@ -1568,7 +1562,7 @@
         <w:fldChar w:fldCharType="begin"/>
       </w:r>
       <w:r>
-        <w:instrText xml:space="preserve"> PAGEREF _Toc30947 \h </w:instrText>
+        <w:instrText xml:space="preserve"> PAGEREF _Toc30603 \h </w:instrText>
       </w:r>
       <w:r>
         <w:fldChar w:fldCharType="separate"/>
@@ -1606,7 +1600,7 @@
           <w:rFonts w:hint="eastAsia" w:ascii="Microsoft JhengHei" w:hAnsi="Microsoft JhengHei" w:eastAsia="Microsoft JhengHei" w:cs="Microsoft JhengHei"/>
           <w:szCs w:val="24"/>
         </w:rPr>
-        <w:instrText xml:space="preserve"> HYPERLINK \l _Toc10168 </w:instrText>
+        <w:instrText xml:space="preserve"> HYPERLINK \l _Toc8840 </w:instrText>
       </w:r>
       <w:r>
         <w:rPr>
@@ -1631,7 +1625,7 @@
         <w:fldChar w:fldCharType="begin"/>
       </w:r>
       <w:r>
-        <w:instrText xml:space="preserve"> PAGEREF _Toc10168 \h </w:instrText>
+        <w:instrText xml:space="preserve"> PAGEREF _Toc8840 \h </w:instrText>
       </w:r>
       <w:r>
         <w:fldChar w:fldCharType="separate"/>
@@ -1669,7 +1663,7 @@
           <w:rFonts w:hint="eastAsia" w:ascii="Microsoft JhengHei" w:hAnsi="Microsoft JhengHei" w:eastAsia="Microsoft JhengHei" w:cs="Microsoft JhengHei"/>
           <w:szCs w:val="24"/>
         </w:rPr>
-        <w:instrText xml:space="preserve"> HYPERLINK \l _Toc17405 </w:instrText>
+        <w:instrText xml:space="preserve"> HYPERLINK \l _Toc21971 </w:instrText>
       </w:r>
       <w:r>
         <w:rPr>
@@ -1694,7 +1688,7 @@
         <w:fldChar w:fldCharType="begin"/>
       </w:r>
       <w:r>
-        <w:instrText xml:space="preserve"> PAGEREF _Toc17405 \h </w:instrText>
+        <w:instrText xml:space="preserve"> PAGEREF _Toc21971 \h </w:instrText>
       </w:r>
       <w:r>
         <w:fldChar w:fldCharType="separate"/>
@@ -1732,7 +1726,7 @@
           <w:rFonts w:hint="eastAsia" w:ascii="Microsoft JhengHei" w:hAnsi="Microsoft JhengHei" w:eastAsia="Microsoft JhengHei" w:cs="Microsoft JhengHei"/>
           <w:szCs w:val="24"/>
         </w:rPr>
-        <w:instrText xml:space="preserve"> HYPERLINK \l _Toc4621 </w:instrText>
+        <w:instrText xml:space="preserve"> HYPERLINK \l _Toc8669 </w:instrText>
       </w:r>
       <w:r>
         <w:rPr>
@@ -1757,7 +1751,7 @@
         <w:fldChar w:fldCharType="begin"/>
       </w:r>
       <w:r>
-        <w:instrText xml:space="preserve"> PAGEREF _Toc4621 \h </w:instrText>
+        <w:instrText xml:space="preserve"> PAGEREF _Toc8669 \h </w:instrText>
       </w:r>
       <w:r>
         <w:fldChar w:fldCharType="separate"/>
@@ -1795,7 +1789,7 @@
           <w:rFonts w:hint="eastAsia" w:ascii="Microsoft JhengHei" w:hAnsi="Microsoft JhengHei" w:eastAsia="Microsoft JhengHei" w:cs="Microsoft JhengHei"/>
           <w:szCs w:val="24"/>
         </w:rPr>
-        <w:instrText xml:space="preserve"> HYPERLINK \l _Toc10159 </w:instrText>
+        <w:instrText xml:space="preserve"> HYPERLINK \l _Toc17384 </w:instrText>
       </w:r>
       <w:r>
         <w:rPr>
@@ -1820,7 +1814,7 @@
         <w:fldChar w:fldCharType="begin"/>
       </w:r>
       <w:r>
-        <w:instrText xml:space="preserve"> PAGEREF _Toc10159 \h </w:instrText>
+        <w:instrText xml:space="preserve"> PAGEREF _Toc17384 \h </w:instrText>
       </w:r>
       <w:r>
         <w:fldChar w:fldCharType="separate"/>
@@ -1858,7 +1852,7 @@
           <w:rFonts w:hint="eastAsia" w:ascii="Microsoft JhengHei" w:hAnsi="Microsoft JhengHei" w:eastAsia="Microsoft JhengHei" w:cs="Microsoft JhengHei"/>
           <w:szCs w:val="24"/>
         </w:rPr>
-        <w:instrText xml:space="preserve"> HYPERLINK \l _Toc28164 </w:instrText>
+        <w:instrText xml:space="preserve"> HYPERLINK \l _Toc25472 </w:instrText>
       </w:r>
       <w:r>
         <w:rPr>
@@ -1883,7 +1877,7 @@
         <w:fldChar w:fldCharType="begin"/>
       </w:r>
       <w:r>
-        <w:instrText xml:space="preserve"> PAGEREF _Toc28164 \h </w:instrText>
+        <w:instrText xml:space="preserve"> PAGEREF _Toc25472 \h </w:instrText>
       </w:r>
       <w:r>
         <w:fldChar w:fldCharType="separate"/>
@@ -1921,7 +1915,7 @@
           <w:rFonts w:hint="eastAsia" w:ascii="Microsoft JhengHei" w:hAnsi="Microsoft JhengHei" w:eastAsia="Microsoft JhengHei" w:cs="Microsoft JhengHei"/>
           <w:szCs w:val="24"/>
         </w:rPr>
-        <w:instrText xml:space="preserve"> HYPERLINK \l _Toc12614 </w:instrText>
+        <w:instrText xml:space="preserve"> HYPERLINK \l _Toc27395 </w:instrText>
       </w:r>
       <w:r>
         <w:rPr>
@@ -1946,7 +1940,7 @@
         <w:fldChar w:fldCharType="begin"/>
       </w:r>
       <w:r>
-        <w:instrText xml:space="preserve"> PAGEREF _Toc12614 \h </w:instrText>
+        <w:instrText xml:space="preserve"> PAGEREF _Toc27395 \h </w:instrText>
       </w:r>
       <w:r>
         <w:fldChar w:fldCharType="separate"/>
@@ -1984,7 +1978,7 @@
           <w:rFonts w:hint="eastAsia" w:ascii="Microsoft JhengHei" w:hAnsi="Microsoft JhengHei" w:eastAsia="Microsoft JhengHei" w:cs="Microsoft JhengHei"/>
           <w:szCs w:val="24"/>
         </w:rPr>
-        <w:instrText xml:space="preserve"> HYPERLINK \l _Toc24813 </w:instrText>
+        <w:instrText xml:space="preserve"> HYPERLINK \l _Toc31561 </w:instrText>
       </w:r>
       <w:r>
         <w:rPr>
@@ -2009,7 +2003,7 @@
         <w:fldChar w:fldCharType="begin"/>
       </w:r>
       <w:r>
-        <w:instrText xml:space="preserve"> PAGEREF _Toc24813 \h </w:instrText>
+        <w:instrText xml:space="preserve"> PAGEREF _Toc31561 \h </w:instrText>
       </w:r>
       <w:r>
         <w:fldChar w:fldCharType="separate"/>
@@ -2047,7 +2041,7 @@
           <w:rFonts w:hint="eastAsia" w:ascii="Microsoft JhengHei" w:hAnsi="Microsoft JhengHei" w:eastAsia="Microsoft JhengHei" w:cs="Microsoft JhengHei"/>
           <w:szCs w:val="24"/>
         </w:rPr>
-        <w:instrText xml:space="preserve"> HYPERLINK \l _Toc28964 </w:instrText>
+        <w:instrText xml:space="preserve"> HYPERLINK \l _Toc2294 </w:instrText>
       </w:r>
       <w:r>
         <w:rPr>
@@ -2072,7 +2066,7 @@
         <w:fldChar w:fldCharType="begin"/>
       </w:r>
       <w:r>
-        <w:instrText xml:space="preserve"> PAGEREF _Toc28964 \h </w:instrText>
+        <w:instrText xml:space="preserve"> PAGEREF _Toc2294 \h </w:instrText>
       </w:r>
       <w:r>
         <w:fldChar w:fldCharType="separate"/>
@@ -2110,7 +2104,7 @@
           <w:rFonts w:hint="eastAsia" w:ascii="Microsoft JhengHei" w:hAnsi="Microsoft JhengHei" w:eastAsia="Microsoft JhengHei" w:cs="Microsoft JhengHei"/>
           <w:szCs w:val="24"/>
         </w:rPr>
-        <w:instrText xml:space="preserve"> HYPERLINK \l _Toc170 </w:instrText>
+        <w:instrText xml:space="preserve"> HYPERLINK \l _Toc19361 </w:instrText>
       </w:r>
       <w:r>
         <w:rPr>
@@ -2135,7 +2129,7 @@
         <w:fldChar w:fldCharType="begin"/>
       </w:r>
       <w:r>
-        <w:instrText xml:space="preserve"> PAGEREF _Toc170 \h </w:instrText>
+        <w:instrText xml:space="preserve"> PAGEREF _Toc19361 \h </w:instrText>
       </w:r>
       <w:r>
         <w:fldChar w:fldCharType="separate"/>
@@ -2173,7 +2167,7 @@
           <w:rFonts w:hint="eastAsia" w:ascii="Microsoft JhengHei" w:hAnsi="Microsoft JhengHei" w:eastAsia="Microsoft JhengHei" w:cs="Microsoft JhengHei"/>
           <w:szCs w:val="24"/>
         </w:rPr>
-        <w:instrText xml:space="preserve"> HYPERLINK \l _Toc30850 </w:instrText>
+        <w:instrText xml:space="preserve"> HYPERLINK \l _Toc2815 </w:instrText>
       </w:r>
       <w:r>
         <w:rPr>
@@ -2198,7 +2192,7 @@
         <w:fldChar w:fldCharType="begin"/>
       </w:r>
       <w:r>
-        <w:instrText xml:space="preserve"> PAGEREF _Toc30850 \h </w:instrText>
+        <w:instrText xml:space="preserve"> PAGEREF _Toc2815 \h </w:instrText>
       </w:r>
       <w:r>
         <w:fldChar w:fldCharType="separate"/>
@@ -2236,7 +2230,7 @@
           <w:rFonts w:hint="eastAsia" w:ascii="Microsoft JhengHei" w:hAnsi="Microsoft JhengHei" w:eastAsia="Microsoft JhengHei" w:cs="Microsoft JhengHei"/>
           <w:szCs w:val="24"/>
         </w:rPr>
-        <w:instrText xml:space="preserve"> HYPERLINK \l _Toc10478 </w:instrText>
+        <w:instrText xml:space="preserve"> HYPERLINK \l _Toc6005 </w:instrText>
       </w:r>
       <w:r>
         <w:rPr>
@@ -2261,7 +2255,7 @@
         <w:fldChar w:fldCharType="begin"/>
       </w:r>
       <w:r>
-        <w:instrText xml:space="preserve"> PAGEREF _Toc10478 \h </w:instrText>
+        <w:instrText xml:space="preserve"> PAGEREF _Toc6005 \h </w:instrText>
       </w:r>
       <w:r>
         <w:fldChar w:fldCharType="separate"/>
@@ -2299,7 +2293,7 @@
           <w:rFonts w:hint="eastAsia" w:ascii="Microsoft JhengHei" w:hAnsi="Microsoft JhengHei" w:eastAsia="Microsoft JhengHei" w:cs="Microsoft JhengHei"/>
           <w:szCs w:val="24"/>
         </w:rPr>
-        <w:instrText xml:space="preserve"> HYPERLINK \l _Toc28220 </w:instrText>
+        <w:instrText xml:space="preserve"> HYPERLINK \l _Toc12374 </w:instrText>
       </w:r>
       <w:r>
         <w:rPr>
@@ -2324,7 +2318,7 @@
         <w:fldChar w:fldCharType="begin"/>
       </w:r>
       <w:r>
-        <w:instrText xml:space="preserve"> PAGEREF _Toc28220 \h </w:instrText>
+        <w:instrText xml:space="preserve"> PAGEREF _Toc12374 \h </w:instrText>
       </w:r>
       <w:r>
         <w:fldChar w:fldCharType="separate"/>
@@ -2362,7 +2356,7 @@
           <w:rFonts w:hint="eastAsia" w:ascii="Microsoft JhengHei" w:hAnsi="Microsoft JhengHei" w:eastAsia="Microsoft JhengHei" w:cs="Microsoft JhengHei"/>
           <w:szCs w:val="24"/>
         </w:rPr>
-        <w:instrText xml:space="preserve"> HYPERLINK \l _Toc32590 </w:instrText>
+        <w:instrText xml:space="preserve"> HYPERLINK \l _Toc4376 </w:instrText>
       </w:r>
       <w:r>
         <w:rPr>
@@ -2387,7 +2381,7 @@
         <w:fldChar w:fldCharType="begin"/>
       </w:r>
       <w:r>
-        <w:instrText xml:space="preserve"> PAGEREF _Toc32590 \h </w:instrText>
+        <w:instrText xml:space="preserve"> PAGEREF _Toc4376 \h </w:instrText>
       </w:r>
       <w:r>
         <w:fldChar w:fldCharType="separate"/>
@@ -2425,7 +2419,7 @@
           <w:rFonts w:hint="eastAsia" w:ascii="Microsoft JhengHei" w:hAnsi="Microsoft JhengHei" w:eastAsia="Microsoft JhengHei" w:cs="Microsoft JhengHei"/>
           <w:szCs w:val="24"/>
         </w:rPr>
-        <w:instrText xml:space="preserve"> HYPERLINK \l _Toc15127 </w:instrText>
+        <w:instrText xml:space="preserve"> HYPERLINK \l _Toc31253 </w:instrText>
       </w:r>
       <w:r>
         <w:rPr>
@@ -2450,7 +2444,7 @@
         <w:fldChar w:fldCharType="begin"/>
       </w:r>
       <w:r>
-        <w:instrText xml:space="preserve"> PAGEREF _Toc15127 \h </w:instrText>
+        <w:instrText xml:space="preserve"> PAGEREF _Toc31253 \h </w:instrText>
       </w:r>
       <w:r>
         <w:fldChar w:fldCharType="separate"/>
@@ -2488,7 +2482,7 @@
           <w:rFonts w:hint="eastAsia" w:ascii="Microsoft JhengHei" w:hAnsi="Microsoft JhengHei" w:eastAsia="Microsoft JhengHei" w:cs="Microsoft JhengHei"/>
           <w:szCs w:val="24"/>
         </w:rPr>
-        <w:instrText xml:space="preserve"> HYPERLINK \l _Toc17652 </w:instrText>
+        <w:instrText xml:space="preserve"> HYPERLINK \l _Toc13575 </w:instrText>
       </w:r>
       <w:r>
         <w:rPr>
@@ -2513,7 +2507,7 @@
         <w:fldChar w:fldCharType="begin"/>
       </w:r>
       <w:r>
-        <w:instrText xml:space="preserve"> PAGEREF _Toc17652 \h </w:instrText>
+        <w:instrText xml:space="preserve"> PAGEREF _Toc13575 \h </w:instrText>
       </w:r>
       <w:r>
         <w:fldChar w:fldCharType="separate"/>
@@ -2551,7 +2545,7 @@
           <w:rFonts w:hint="eastAsia" w:ascii="Microsoft JhengHei" w:hAnsi="Microsoft JhengHei" w:eastAsia="Microsoft JhengHei" w:cs="Microsoft JhengHei"/>
           <w:szCs w:val="24"/>
         </w:rPr>
-        <w:instrText xml:space="preserve"> HYPERLINK \l _Toc4383 </w:instrText>
+        <w:instrText xml:space="preserve"> HYPERLINK \l _Toc7012 </w:instrText>
       </w:r>
       <w:r>
         <w:rPr>
@@ -2581,7 +2575,7 @@
         <w:fldChar w:fldCharType="begin"/>
       </w:r>
       <w:r>
-        <w:instrText xml:space="preserve"> PAGEREF _Toc4383 \h </w:instrText>
+        <w:instrText xml:space="preserve"> PAGEREF _Toc7012 \h </w:instrText>
       </w:r>
       <w:r>
         <w:fldChar w:fldCharType="separate"/>
@@ -2619,7 +2613,7 @@
           <w:rFonts w:hint="eastAsia" w:ascii="Microsoft JhengHei" w:hAnsi="Microsoft JhengHei" w:eastAsia="Microsoft JhengHei" w:cs="Microsoft JhengHei"/>
           <w:szCs w:val="24"/>
         </w:rPr>
-        <w:instrText xml:space="preserve"> HYPERLINK \l _Toc19205 </w:instrText>
+        <w:instrText xml:space="preserve"> HYPERLINK \l _Toc30691 </w:instrText>
       </w:r>
       <w:r>
         <w:rPr>
@@ -2644,7 +2638,7 @@
         <w:fldChar w:fldCharType="begin"/>
       </w:r>
       <w:r>
-        <w:instrText xml:space="preserve"> PAGEREF _Toc19205 \h </w:instrText>
+        <w:instrText xml:space="preserve"> PAGEREF _Toc30691 \h </w:instrText>
       </w:r>
       <w:r>
         <w:fldChar w:fldCharType="separate"/>
@@ -2709,7 +2703,7 @@
         <w:pStyle w:val="26"/>
         <w:bidi w:val="0"/>
       </w:pPr>
-      <w:bookmarkStart w:id="4" w:name="_Toc22123"/>
+      <w:bookmarkStart w:id="4" w:name="_Toc15068"/>
       <w:r>
         <w:t>总则</w:t>
       </w:r>
@@ -2720,7 +2714,7 @@
         <w:pStyle w:val="28"/>
         <w:bidi w:val="0"/>
       </w:pPr>
-      <w:bookmarkStart w:id="5" w:name="_Toc28425"/>
+      <w:bookmarkStart w:id="5" w:name="_Toc27903"/>
       <w:r>
         <w:t>目的</w:t>
       </w:r>
@@ -2740,7 +2734,7 @@
         <w:pStyle w:val="28"/>
         <w:bidi w:val="0"/>
       </w:pPr>
-      <w:bookmarkStart w:id="6" w:name="_Toc31601"/>
+      <w:bookmarkStart w:id="6" w:name="_Toc14164"/>
       <w:r>
         <w:t>管理原则</w:t>
       </w:r>
@@ -2779,7 +2773,7 @@
         <w:pStyle w:val="28"/>
         <w:bidi w:val="0"/>
       </w:pPr>
-      <w:bookmarkStart w:id="7" w:name="_Toc15392"/>
+      <w:bookmarkStart w:id="7" w:name="_Toc16462"/>
       <w:r>
         <w:t>适用范围</w:t>
       </w:r>
@@ -2799,7 +2793,7 @@
         <w:pStyle w:val="26"/>
         <w:bidi w:val="0"/>
       </w:pPr>
-      <w:bookmarkStart w:id="8" w:name="_Toc20041"/>
+      <w:bookmarkStart w:id="8" w:name="_Toc3810"/>
       <w:r>
         <w:t>人力资源部管理职责</w:t>
       </w:r>
@@ -2837,20 +2831,18 @@
         <w:pStyle w:val="26"/>
         <w:bidi w:val="0"/>
       </w:pPr>
-      <w:bookmarkStart w:id="9" w:name="_Toc18782"/>
+      <w:bookmarkStart w:id="9" w:name="_Toc16972"/>
       <w:r>
         <w:t>招聘计划</w:t>
       </w:r>
       <w:bookmarkEnd w:id="9"/>
-      <w:bookmarkStart w:id="32" w:name="_GoBack"/>
-      <w:bookmarkEnd w:id="32"/>
     </w:p>
     <w:p>
       <w:pPr>
         <w:pStyle w:val="28"/>
         <w:bidi w:val="0"/>
       </w:pPr>
-      <w:bookmarkStart w:id="10" w:name="_Toc30947"/>
+      <w:bookmarkStart w:id="10" w:name="_Toc30603"/>
       <w:r>
         <w:t>制订时间</w:t>
       </w:r>
@@ -2879,7 +2871,7 @@
         <w:pStyle w:val="28"/>
         <w:bidi w:val="0"/>
       </w:pPr>
-      <w:bookmarkStart w:id="11" w:name="_Toc10168"/>
+      <w:bookmarkStart w:id="11" w:name="_Toc8840"/>
       <w:r>
         <w:t>招聘计划内容</w:t>
       </w:r>
@@ -2899,7 +2891,7 @@
         <w:pStyle w:val="28"/>
         <w:bidi w:val="0"/>
       </w:pPr>
-      <w:bookmarkStart w:id="12" w:name="_Toc17405"/>
+      <w:bookmarkStart w:id="12" w:name="_Toc21971"/>
       <w:r>
         <w:t>审批及调整</w:t>
       </w:r>
@@ -2928,7 +2920,7 @@
         <w:pStyle w:val="26"/>
         <w:bidi w:val="0"/>
       </w:pPr>
-      <w:bookmarkStart w:id="13" w:name="_Toc4621"/>
+      <w:bookmarkStart w:id="13" w:name="_Toc8669"/>
       <w:r>
         <w:t>招聘渠道</w:t>
       </w:r>
@@ -2941,7 +2933,7 @@
       </w:pPr>
       <w:bookmarkStart w:id="14" w:name="bookmark25"/>
       <w:bookmarkEnd w:id="14"/>
-      <w:bookmarkStart w:id="15" w:name="_Toc10159"/>
+      <w:bookmarkStart w:id="15" w:name="_Toc17384"/>
       <w:r>
         <w:t>内部招聘渠道</w:t>
       </w:r>
@@ -2961,7 +2953,7 @@
         <w:pStyle w:val="28"/>
         <w:bidi w:val="0"/>
       </w:pPr>
-      <w:bookmarkStart w:id="16" w:name="_Toc28164"/>
+      <w:bookmarkStart w:id="16" w:name="_Toc25472"/>
       <w:r>
         <w:t>外部招聘渠道</w:t>
       </w:r>
@@ -2981,7 +2973,7 @@
         <w:pStyle w:val="26"/>
         <w:bidi w:val="0"/>
       </w:pPr>
-      <w:bookmarkStart w:id="17" w:name="_Toc12614"/>
+      <w:bookmarkStart w:id="17" w:name="_Toc27395"/>
       <w:r>
         <w:t>招聘费用管理</w:t>
       </w:r>
@@ -2994,7 +2986,7 @@
       </w:pPr>
       <w:bookmarkStart w:id="18" w:name="bookmark26"/>
       <w:bookmarkEnd w:id="18"/>
-      <w:bookmarkStart w:id="19" w:name="_Toc24813"/>
+      <w:bookmarkStart w:id="19" w:name="_Toc31561"/>
       <w:r>
         <w:t>招聘费用范围</w:t>
       </w:r>
@@ -3063,7 +3055,7 @@
       </w:pPr>
       <w:bookmarkStart w:id="20" w:name="bookmark27"/>
       <w:bookmarkEnd w:id="20"/>
-      <w:bookmarkStart w:id="21" w:name="_Toc28964"/>
+      <w:bookmarkStart w:id="21" w:name="_Toc2294"/>
       <w:r>
         <w:t>招聘费用预算</w:t>
       </w:r>
@@ -3083,7 +3075,7 @@
         <w:pStyle w:val="26"/>
         <w:bidi w:val="0"/>
       </w:pPr>
-      <w:bookmarkStart w:id="22" w:name="_Toc170"/>
+      <w:bookmarkStart w:id="22" w:name="_Toc19361"/>
       <w:r>
         <w:t>招聘考核录用程序</w:t>
       </w:r>
@@ -3096,11 +3088,13 @@
       </w:pPr>
       <w:bookmarkStart w:id="23" w:name="bookmark28"/>
       <w:bookmarkEnd w:id="23"/>
-      <w:bookmarkStart w:id="24" w:name="_Toc30850"/>
+      <w:bookmarkStart w:id="24" w:name="_Toc2815"/>
       <w:r>
         <w:t>简历筛选</w:t>
       </w:r>
       <w:bookmarkEnd w:id="24"/>
+      <w:bookmarkStart w:id="32" w:name="_GoBack"/>
+      <w:bookmarkEnd w:id="32"/>
     </w:p>
     <w:p>
       <w:pPr>
@@ -3134,7 +3128,7 @@
         <w:pStyle w:val="28"/>
         <w:bidi w:val="0"/>
       </w:pPr>
-      <w:bookmarkStart w:id="25" w:name="_Toc10478"/>
+      <w:bookmarkStart w:id="25" w:name="_Toc6005"/>
       <w:r>
         <w:t>面试</w:t>
       </w:r>
@@ -3194,7 +3188,7 @@
         <w:pStyle w:val="28"/>
         <w:bidi w:val="0"/>
       </w:pPr>
-      <w:bookmarkStart w:id="26" w:name="_Toc28220"/>
+      <w:bookmarkStart w:id="26" w:name="_Toc12374"/>
       <w:r>
         <w:t>背景调查</w:t>
       </w:r>
@@ -3223,7 +3217,7 @@
         <w:pStyle w:val="28"/>
         <w:bidi w:val="0"/>
       </w:pPr>
-      <w:bookmarkStart w:id="27" w:name="_Toc32590"/>
+      <w:bookmarkStart w:id="27" w:name="_Toc4376"/>
       <w:r>
         <w:t>确定录用人选及结果反馈</w:t>
       </w:r>
@@ -3243,7 +3237,7 @@
         <w:pStyle w:val="26"/>
         <w:bidi w:val="0"/>
       </w:pPr>
-      <w:bookmarkStart w:id="28" w:name="_Toc15127"/>
+      <w:bookmarkStart w:id="28" w:name="_Toc31253"/>
       <w:r>
         <w:t>体检</w:t>
       </w:r>
@@ -3272,7 +3266,7 @@
         <w:pStyle w:val="26"/>
         <w:bidi w:val="0"/>
       </w:pPr>
-      <w:bookmarkStart w:id="29" w:name="_Toc17652"/>
+      <w:bookmarkStart w:id="29" w:name="_Toc13575"/>
       <w:r>
         <w:t>报到</w:t>
       </w:r>
@@ -3296,7 +3290,7 @@
           <w:lang w:val="en-US" w:eastAsia="zh-CN"/>
         </w:rPr>
       </w:pPr>
-      <w:bookmarkStart w:id="30" w:name="_Toc4383"/>
+      <w:bookmarkStart w:id="30" w:name="_Toc7012"/>
       <w:r>
         <w:rPr>
           <w:rFonts w:hint="eastAsia"/>
@@ -3749,7 +3743,7 @@
         <w:pStyle w:val="26"/>
         <w:bidi w:val="0"/>
       </w:pPr>
-      <w:bookmarkStart w:id="31" w:name="_Toc19205"/>
+      <w:bookmarkStart w:id="31" w:name="_Toc30691"/>
       <w:r>
         <w:t>附则</w:t>
       </w:r>
@@ -9830,6 +9824,12 @@
             <w:insideH w:val="single" w:color="000000" w:sz="4" w:space="0"/>
             <w:insideV w:val="single" w:color="000000" w:sz="4" w:space="0"/>
           </w:tblBorders>
+          <w:tblCellMar>
+            <w:top w:w="0" w:type="dxa"/>
+            <w:left w:w="0" w:type="dxa"/>
+            <w:bottom w:w="0" w:type="dxa"/>
+            <w:right w:w="0" w:type="dxa"/>
+          </w:tblCellMar>
         </w:tblPrEx>
         <w:trPr>
           <w:trHeight w:val="566" w:hRule="atLeast"/>

--- a/5.人员管理/1.流程制度规范类文件/050101-招聘管理制度.docx
+++ b/5.人员管理/1.流程制度规范类文件/050101-招聘管理制度.docx
@@ -13,7 +13,7 @@
         <w:pStyle w:val="32"/>
         <w:bidi w:val="0"/>
       </w:pPr>
-      <w:bookmarkStart w:id="0" w:name="_Toc24165"/>
+      <w:bookmarkStart w:id="0" w:name="_Toc6817"/>
       <w:r>
         <w:t>招聘管理制度</w:t>
       </w:r>
@@ -24,7 +24,7 @@
         <w:pStyle w:val="33"/>
         <w:bidi w:val="0"/>
       </w:pPr>
-      <w:bookmarkStart w:id="1" w:name="_Toc32633"/>
+      <w:bookmarkStart w:id="1" w:name="_Toc4498"/>
       <w:r>
         <w:t>中达丰集团有限公司</w:t>
       </w:r>
@@ -43,7 +43,7 @@
           <w:lang w:val="en-US" w:eastAsia="zh-CN"/>
         </w:rPr>
       </w:pPr>
-      <w:bookmarkStart w:id="2" w:name="_Toc26726"/>
+      <w:bookmarkStart w:id="2" w:name="_Toc180"/>
       <w:r>
         <w:rPr>
           <w:rFonts w:hint="eastAsia" w:ascii="宋体" w:hAnsi="宋体" w:eastAsia="宋体" w:cs="宋体"/>
@@ -86,7 +86,7 @@
           <w:szCs w:val="28"/>
         </w:rPr>
       </w:pPr>
-      <w:bookmarkStart w:id="3" w:name="_Toc21588"/>
+      <w:bookmarkStart w:id="3" w:name="_Toc13981"/>
       <w:r>
         <w:rPr>
           <w:rFonts w:ascii="宋体" w:hAnsi="宋体" w:eastAsia="宋体" w:cs="宋体"/>
@@ -579,6 +579,12 @@
             <w:insideH w:val="single" w:color="000000" w:sz="4" w:space="0"/>
             <w:insideV w:val="single" w:color="000000" w:sz="4" w:space="0"/>
           </w:tblBorders>
+          <w:tblCellMar>
+            <w:top w:w="0" w:type="dxa"/>
+            <w:left w:w="0" w:type="dxa"/>
+            <w:bottom w:w="0" w:type="dxa"/>
+            <w:right w:w="0" w:type="dxa"/>
+          </w:tblCellMar>
         </w:tblPrEx>
         <w:trPr>
           <w:trHeight w:val="528" w:hRule="atLeast"/>
@@ -920,7 +926,7 @@
           <w:rFonts w:hint="eastAsia" w:ascii="Microsoft JhengHei" w:hAnsi="Microsoft JhengHei" w:eastAsia="Microsoft JhengHei" w:cs="Microsoft JhengHei"/>
           <w:szCs w:val="24"/>
         </w:rPr>
-        <w:instrText xml:space="preserve"> HYPERLINK \l _Toc24165 </w:instrText>
+        <w:instrText xml:space="preserve"> HYPERLINK \l _Toc6817 </w:instrText>
       </w:r>
       <w:r>
         <w:rPr>
@@ -939,7 +945,7 @@
         <w:fldChar w:fldCharType="begin"/>
       </w:r>
       <w:r>
-        <w:instrText xml:space="preserve"> PAGEREF _Toc24165 \h </w:instrText>
+        <w:instrText xml:space="preserve"> PAGEREF _Toc6817 \h </w:instrText>
       </w:r>
       <w:r>
         <w:fldChar w:fldCharType="separate"/>
@@ -977,7 +983,7 @@
           <w:rFonts w:hint="eastAsia" w:ascii="Microsoft JhengHei" w:hAnsi="Microsoft JhengHei" w:eastAsia="Microsoft JhengHei" w:cs="Microsoft JhengHei"/>
           <w:szCs w:val="24"/>
         </w:rPr>
-        <w:instrText xml:space="preserve"> HYPERLINK \l _Toc32633 </w:instrText>
+        <w:instrText xml:space="preserve"> HYPERLINK \l _Toc4498 </w:instrText>
       </w:r>
       <w:r>
         <w:rPr>
@@ -996,7 +1002,7 @@
         <w:fldChar w:fldCharType="begin"/>
       </w:r>
       <w:r>
-        <w:instrText xml:space="preserve"> PAGEREF _Toc32633 \h </w:instrText>
+        <w:instrText xml:space="preserve"> PAGEREF _Toc4498 \h </w:instrText>
       </w:r>
       <w:r>
         <w:fldChar w:fldCharType="separate"/>
@@ -1034,7 +1040,7 @@
           <w:rFonts w:hint="eastAsia" w:ascii="Microsoft JhengHei" w:hAnsi="Microsoft JhengHei" w:eastAsia="Microsoft JhengHei" w:cs="Microsoft JhengHei"/>
           <w:szCs w:val="24"/>
         </w:rPr>
-        <w:instrText xml:space="preserve"> HYPERLINK \l _Toc26726 </w:instrText>
+        <w:instrText xml:space="preserve"> HYPERLINK \l _Toc180 </w:instrText>
       </w:r>
       <w:r>
         <w:rPr>
@@ -1059,7 +1065,7 @@
         <w:fldChar w:fldCharType="begin"/>
       </w:r>
       <w:r>
-        <w:instrText xml:space="preserve"> PAGEREF _Toc26726 \h </w:instrText>
+        <w:instrText xml:space="preserve"> PAGEREF _Toc180 \h </w:instrText>
       </w:r>
       <w:r>
         <w:fldChar w:fldCharType="separate"/>
@@ -1097,7 +1103,7 @@
           <w:rFonts w:hint="eastAsia" w:ascii="Microsoft JhengHei" w:hAnsi="Microsoft JhengHei" w:eastAsia="Microsoft JhengHei" w:cs="Microsoft JhengHei"/>
           <w:szCs w:val="24"/>
         </w:rPr>
-        <w:instrText xml:space="preserve"> HYPERLINK \l _Toc21588 </w:instrText>
+        <w:instrText xml:space="preserve"> HYPERLINK \l _Toc13981 </w:instrText>
       </w:r>
       <w:r>
         <w:rPr>
@@ -1121,7 +1127,7 @@
         <w:fldChar w:fldCharType="begin"/>
       </w:r>
       <w:r>
-        <w:instrText xml:space="preserve"> PAGEREF _Toc21588 \h </w:instrText>
+        <w:instrText xml:space="preserve"> PAGEREF _Toc13981 \h </w:instrText>
       </w:r>
       <w:r>
         <w:fldChar w:fldCharType="separate"/>
@@ -1159,7 +1165,7 @@
           <w:rFonts w:hint="eastAsia" w:ascii="Microsoft JhengHei" w:hAnsi="Microsoft JhengHei" w:eastAsia="Microsoft JhengHei" w:cs="Microsoft JhengHei"/>
           <w:szCs w:val="24"/>
         </w:rPr>
-        <w:instrText xml:space="preserve"> HYPERLINK \l _Toc15068 </w:instrText>
+        <w:instrText xml:space="preserve"> HYPERLINK \l _Toc19815 </w:instrText>
       </w:r>
       <w:r>
         <w:rPr>
@@ -1184,7 +1190,7 @@
         <w:fldChar w:fldCharType="begin"/>
       </w:r>
       <w:r>
-        <w:instrText xml:space="preserve"> PAGEREF _Toc15068 \h </w:instrText>
+        <w:instrText xml:space="preserve"> PAGEREF _Toc19815 \h </w:instrText>
       </w:r>
       <w:r>
         <w:fldChar w:fldCharType="separate"/>
@@ -1222,7 +1228,7 @@
           <w:rFonts w:hint="eastAsia" w:ascii="Microsoft JhengHei" w:hAnsi="Microsoft JhengHei" w:eastAsia="Microsoft JhengHei" w:cs="Microsoft JhengHei"/>
           <w:szCs w:val="24"/>
         </w:rPr>
-        <w:instrText xml:space="preserve"> HYPERLINK \l _Toc27903 </w:instrText>
+        <w:instrText xml:space="preserve"> HYPERLINK \l _Toc22568 </w:instrText>
       </w:r>
       <w:r>
         <w:rPr>
@@ -1247,7 +1253,7 @@
         <w:fldChar w:fldCharType="begin"/>
       </w:r>
       <w:r>
-        <w:instrText xml:space="preserve"> PAGEREF _Toc27903 \h </w:instrText>
+        <w:instrText xml:space="preserve"> PAGEREF _Toc22568 \h </w:instrText>
       </w:r>
       <w:r>
         <w:fldChar w:fldCharType="separate"/>
@@ -1285,7 +1291,7 @@
           <w:rFonts w:hint="eastAsia" w:ascii="Microsoft JhengHei" w:hAnsi="Microsoft JhengHei" w:eastAsia="Microsoft JhengHei" w:cs="Microsoft JhengHei"/>
           <w:szCs w:val="24"/>
         </w:rPr>
-        <w:instrText xml:space="preserve"> HYPERLINK \l _Toc14164 </w:instrText>
+        <w:instrText xml:space="preserve"> HYPERLINK \l _Toc8319 </w:instrText>
       </w:r>
       <w:r>
         <w:rPr>
@@ -1310,7 +1316,7 @@
         <w:fldChar w:fldCharType="begin"/>
       </w:r>
       <w:r>
-        <w:instrText xml:space="preserve"> PAGEREF _Toc14164 \h </w:instrText>
+        <w:instrText xml:space="preserve"> PAGEREF _Toc8319 \h </w:instrText>
       </w:r>
       <w:r>
         <w:fldChar w:fldCharType="separate"/>
@@ -1348,7 +1354,7 @@
           <w:rFonts w:hint="eastAsia" w:ascii="Microsoft JhengHei" w:hAnsi="Microsoft JhengHei" w:eastAsia="Microsoft JhengHei" w:cs="Microsoft JhengHei"/>
           <w:szCs w:val="24"/>
         </w:rPr>
-        <w:instrText xml:space="preserve"> HYPERLINK \l _Toc16462 </w:instrText>
+        <w:instrText xml:space="preserve"> HYPERLINK \l _Toc19420 </w:instrText>
       </w:r>
       <w:r>
         <w:rPr>
@@ -1373,7 +1379,7 @@
         <w:fldChar w:fldCharType="begin"/>
       </w:r>
       <w:r>
-        <w:instrText xml:space="preserve"> PAGEREF _Toc16462 \h </w:instrText>
+        <w:instrText xml:space="preserve"> PAGEREF _Toc19420 \h </w:instrText>
       </w:r>
       <w:r>
         <w:fldChar w:fldCharType="separate"/>
@@ -1411,7 +1417,7 @@
           <w:rFonts w:hint="eastAsia" w:ascii="Microsoft JhengHei" w:hAnsi="Microsoft JhengHei" w:eastAsia="Microsoft JhengHei" w:cs="Microsoft JhengHei"/>
           <w:szCs w:val="24"/>
         </w:rPr>
-        <w:instrText xml:space="preserve"> HYPERLINK \l _Toc3810 </w:instrText>
+        <w:instrText xml:space="preserve"> HYPERLINK \l _Toc16908 </w:instrText>
       </w:r>
       <w:r>
         <w:rPr>
@@ -1436,7 +1442,7 @@
         <w:fldChar w:fldCharType="begin"/>
       </w:r>
       <w:r>
-        <w:instrText xml:space="preserve"> PAGEREF _Toc3810 \h </w:instrText>
+        <w:instrText xml:space="preserve"> PAGEREF _Toc16908 \h </w:instrText>
       </w:r>
       <w:r>
         <w:fldChar w:fldCharType="separate"/>
@@ -1474,7 +1480,7 @@
           <w:rFonts w:hint="eastAsia" w:ascii="Microsoft JhengHei" w:hAnsi="Microsoft JhengHei" w:eastAsia="Microsoft JhengHei" w:cs="Microsoft JhengHei"/>
           <w:szCs w:val="24"/>
         </w:rPr>
-        <w:instrText xml:space="preserve"> HYPERLINK \l _Toc16972 </w:instrText>
+        <w:instrText xml:space="preserve"> HYPERLINK \l _Toc9810 </w:instrText>
       </w:r>
       <w:r>
         <w:rPr>
@@ -1499,7 +1505,7 @@
         <w:fldChar w:fldCharType="begin"/>
       </w:r>
       <w:r>
-        <w:instrText xml:space="preserve"> PAGEREF _Toc16972 \h </w:instrText>
+        <w:instrText xml:space="preserve"> PAGEREF _Toc9810 \h </w:instrText>
       </w:r>
       <w:r>
         <w:fldChar w:fldCharType="separate"/>
@@ -1537,7 +1543,7 @@
           <w:rFonts w:hint="eastAsia" w:ascii="Microsoft JhengHei" w:hAnsi="Microsoft JhengHei" w:eastAsia="Microsoft JhengHei" w:cs="Microsoft JhengHei"/>
           <w:szCs w:val="24"/>
         </w:rPr>
-        <w:instrText xml:space="preserve"> HYPERLINK \l _Toc30603 </w:instrText>
+        <w:instrText xml:space="preserve"> HYPERLINK \l _Toc21994 </w:instrText>
       </w:r>
       <w:r>
         <w:rPr>
@@ -1562,7 +1568,7 @@
         <w:fldChar w:fldCharType="begin"/>
       </w:r>
       <w:r>
-        <w:instrText xml:space="preserve"> PAGEREF _Toc30603 \h </w:instrText>
+        <w:instrText xml:space="preserve"> PAGEREF _Toc21994 \h </w:instrText>
       </w:r>
       <w:r>
         <w:fldChar w:fldCharType="separate"/>
@@ -1600,7 +1606,7 @@
           <w:rFonts w:hint="eastAsia" w:ascii="Microsoft JhengHei" w:hAnsi="Microsoft JhengHei" w:eastAsia="Microsoft JhengHei" w:cs="Microsoft JhengHei"/>
           <w:szCs w:val="24"/>
         </w:rPr>
-        <w:instrText xml:space="preserve"> HYPERLINK \l _Toc8840 </w:instrText>
+        <w:instrText xml:space="preserve"> HYPERLINK \l _Toc24343 </w:instrText>
       </w:r>
       <w:r>
         <w:rPr>
@@ -1625,7 +1631,7 @@
         <w:fldChar w:fldCharType="begin"/>
       </w:r>
       <w:r>
-        <w:instrText xml:space="preserve"> PAGEREF _Toc8840 \h </w:instrText>
+        <w:instrText xml:space="preserve"> PAGEREF _Toc24343 \h </w:instrText>
       </w:r>
       <w:r>
         <w:fldChar w:fldCharType="separate"/>
@@ -1663,7 +1669,7 @@
           <w:rFonts w:hint="eastAsia" w:ascii="Microsoft JhengHei" w:hAnsi="Microsoft JhengHei" w:eastAsia="Microsoft JhengHei" w:cs="Microsoft JhengHei"/>
           <w:szCs w:val="24"/>
         </w:rPr>
-        <w:instrText xml:space="preserve"> HYPERLINK \l _Toc21971 </w:instrText>
+        <w:instrText xml:space="preserve"> HYPERLINK \l _Toc13349 </w:instrText>
       </w:r>
       <w:r>
         <w:rPr>
@@ -1688,7 +1694,7 @@
         <w:fldChar w:fldCharType="begin"/>
       </w:r>
       <w:r>
-        <w:instrText xml:space="preserve"> PAGEREF _Toc21971 \h </w:instrText>
+        <w:instrText xml:space="preserve"> PAGEREF _Toc13349 \h </w:instrText>
       </w:r>
       <w:r>
         <w:fldChar w:fldCharType="separate"/>
@@ -1726,7 +1732,7 @@
           <w:rFonts w:hint="eastAsia" w:ascii="Microsoft JhengHei" w:hAnsi="Microsoft JhengHei" w:eastAsia="Microsoft JhengHei" w:cs="Microsoft JhengHei"/>
           <w:szCs w:val="24"/>
         </w:rPr>
-        <w:instrText xml:space="preserve"> HYPERLINK \l _Toc8669 </w:instrText>
+        <w:instrText xml:space="preserve"> HYPERLINK \l _Toc31210 </w:instrText>
       </w:r>
       <w:r>
         <w:rPr>
@@ -1751,7 +1757,7 @@
         <w:fldChar w:fldCharType="begin"/>
       </w:r>
       <w:r>
-        <w:instrText xml:space="preserve"> PAGEREF _Toc8669 \h </w:instrText>
+        <w:instrText xml:space="preserve"> PAGEREF _Toc31210 \h </w:instrText>
       </w:r>
       <w:r>
         <w:fldChar w:fldCharType="separate"/>
@@ -1789,7 +1795,7 @@
           <w:rFonts w:hint="eastAsia" w:ascii="Microsoft JhengHei" w:hAnsi="Microsoft JhengHei" w:eastAsia="Microsoft JhengHei" w:cs="Microsoft JhengHei"/>
           <w:szCs w:val="24"/>
         </w:rPr>
-        <w:instrText xml:space="preserve"> HYPERLINK \l _Toc17384 </w:instrText>
+        <w:instrText xml:space="preserve"> HYPERLINK \l _Toc21951 </w:instrText>
       </w:r>
       <w:r>
         <w:rPr>
@@ -1814,7 +1820,7 @@
         <w:fldChar w:fldCharType="begin"/>
       </w:r>
       <w:r>
-        <w:instrText xml:space="preserve"> PAGEREF _Toc17384 \h </w:instrText>
+        <w:instrText xml:space="preserve"> PAGEREF _Toc21951 \h </w:instrText>
       </w:r>
       <w:r>
         <w:fldChar w:fldCharType="separate"/>
@@ -1852,7 +1858,7 @@
           <w:rFonts w:hint="eastAsia" w:ascii="Microsoft JhengHei" w:hAnsi="Microsoft JhengHei" w:eastAsia="Microsoft JhengHei" w:cs="Microsoft JhengHei"/>
           <w:szCs w:val="24"/>
         </w:rPr>
-        <w:instrText xml:space="preserve"> HYPERLINK \l _Toc25472 </w:instrText>
+        <w:instrText xml:space="preserve"> HYPERLINK \l _Toc1793 </w:instrText>
       </w:r>
       <w:r>
         <w:rPr>
@@ -1877,7 +1883,7 @@
         <w:fldChar w:fldCharType="begin"/>
       </w:r>
       <w:r>
-        <w:instrText xml:space="preserve"> PAGEREF _Toc25472 \h </w:instrText>
+        <w:instrText xml:space="preserve"> PAGEREF _Toc1793 \h </w:instrText>
       </w:r>
       <w:r>
         <w:fldChar w:fldCharType="separate"/>
@@ -1915,7 +1921,7 @@
           <w:rFonts w:hint="eastAsia" w:ascii="Microsoft JhengHei" w:hAnsi="Microsoft JhengHei" w:eastAsia="Microsoft JhengHei" w:cs="Microsoft JhengHei"/>
           <w:szCs w:val="24"/>
         </w:rPr>
-        <w:instrText xml:space="preserve"> HYPERLINK \l _Toc27395 </w:instrText>
+        <w:instrText xml:space="preserve"> HYPERLINK \l _Toc106 </w:instrText>
       </w:r>
       <w:r>
         <w:rPr>
@@ -1940,7 +1946,7 @@
         <w:fldChar w:fldCharType="begin"/>
       </w:r>
       <w:r>
-        <w:instrText xml:space="preserve"> PAGEREF _Toc27395 \h </w:instrText>
+        <w:instrText xml:space="preserve"> PAGEREF _Toc106 \h </w:instrText>
       </w:r>
       <w:r>
         <w:fldChar w:fldCharType="separate"/>
@@ -1978,7 +1984,7 @@
           <w:rFonts w:hint="eastAsia" w:ascii="Microsoft JhengHei" w:hAnsi="Microsoft JhengHei" w:eastAsia="Microsoft JhengHei" w:cs="Microsoft JhengHei"/>
           <w:szCs w:val="24"/>
         </w:rPr>
-        <w:instrText xml:space="preserve"> HYPERLINK \l _Toc31561 </w:instrText>
+        <w:instrText xml:space="preserve"> HYPERLINK \l _Toc6737 </w:instrText>
       </w:r>
       <w:r>
         <w:rPr>
@@ -2003,7 +2009,7 @@
         <w:fldChar w:fldCharType="begin"/>
       </w:r>
       <w:r>
-        <w:instrText xml:space="preserve"> PAGEREF _Toc31561 \h </w:instrText>
+        <w:instrText xml:space="preserve"> PAGEREF _Toc6737 \h </w:instrText>
       </w:r>
       <w:r>
         <w:fldChar w:fldCharType="separate"/>
@@ -2041,7 +2047,7 @@
           <w:rFonts w:hint="eastAsia" w:ascii="Microsoft JhengHei" w:hAnsi="Microsoft JhengHei" w:eastAsia="Microsoft JhengHei" w:cs="Microsoft JhengHei"/>
           <w:szCs w:val="24"/>
         </w:rPr>
-        <w:instrText xml:space="preserve"> HYPERLINK \l _Toc2294 </w:instrText>
+        <w:instrText xml:space="preserve"> HYPERLINK \l _Toc28969 </w:instrText>
       </w:r>
       <w:r>
         <w:rPr>
@@ -2066,7 +2072,7 @@
         <w:fldChar w:fldCharType="begin"/>
       </w:r>
       <w:r>
-        <w:instrText xml:space="preserve"> PAGEREF _Toc2294 \h </w:instrText>
+        <w:instrText xml:space="preserve"> PAGEREF _Toc28969 \h </w:instrText>
       </w:r>
       <w:r>
         <w:fldChar w:fldCharType="separate"/>
@@ -2104,7 +2110,7 @@
           <w:rFonts w:hint="eastAsia" w:ascii="Microsoft JhengHei" w:hAnsi="Microsoft JhengHei" w:eastAsia="Microsoft JhengHei" w:cs="Microsoft JhengHei"/>
           <w:szCs w:val="24"/>
         </w:rPr>
-        <w:instrText xml:space="preserve"> HYPERLINK \l _Toc19361 </w:instrText>
+        <w:instrText xml:space="preserve"> HYPERLINK \l _Toc6696 </w:instrText>
       </w:r>
       <w:r>
         <w:rPr>
@@ -2129,7 +2135,7 @@
         <w:fldChar w:fldCharType="begin"/>
       </w:r>
       <w:r>
-        <w:instrText xml:space="preserve"> PAGEREF _Toc19361 \h </w:instrText>
+        <w:instrText xml:space="preserve"> PAGEREF _Toc6696 \h </w:instrText>
       </w:r>
       <w:r>
         <w:fldChar w:fldCharType="separate"/>
@@ -2167,7 +2173,7 @@
           <w:rFonts w:hint="eastAsia" w:ascii="Microsoft JhengHei" w:hAnsi="Microsoft JhengHei" w:eastAsia="Microsoft JhengHei" w:cs="Microsoft JhengHei"/>
           <w:szCs w:val="24"/>
         </w:rPr>
-        <w:instrText xml:space="preserve"> HYPERLINK \l _Toc2815 </w:instrText>
+        <w:instrText xml:space="preserve"> HYPERLINK \l _Toc1281 </w:instrText>
       </w:r>
       <w:r>
         <w:rPr>
@@ -2192,7 +2198,7 @@
         <w:fldChar w:fldCharType="begin"/>
       </w:r>
       <w:r>
-        <w:instrText xml:space="preserve"> PAGEREF _Toc2815 \h </w:instrText>
+        <w:instrText xml:space="preserve"> PAGEREF _Toc1281 \h </w:instrText>
       </w:r>
       <w:r>
         <w:fldChar w:fldCharType="separate"/>
@@ -2230,7 +2236,7 @@
           <w:rFonts w:hint="eastAsia" w:ascii="Microsoft JhengHei" w:hAnsi="Microsoft JhengHei" w:eastAsia="Microsoft JhengHei" w:cs="Microsoft JhengHei"/>
           <w:szCs w:val="24"/>
         </w:rPr>
-        <w:instrText xml:space="preserve"> HYPERLINK \l _Toc6005 </w:instrText>
+        <w:instrText xml:space="preserve"> HYPERLINK \l _Toc1958 </w:instrText>
       </w:r>
       <w:r>
         <w:rPr>
@@ -2255,7 +2261,7 @@
         <w:fldChar w:fldCharType="begin"/>
       </w:r>
       <w:r>
-        <w:instrText xml:space="preserve"> PAGEREF _Toc6005 \h </w:instrText>
+        <w:instrText xml:space="preserve"> PAGEREF _Toc1958 \h </w:instrText>
       </w:r>
       <w:r>
         <w:fldChar w:fldCharType="separate"/>
@@ -2293,7 +2299,7 @@
           <w:rFonts w:hint="eastAsia" w:ascii="Microsoft JhengHei" w:hAnsi="Microsoft JhengHei" w:eastAsia="Microsoft JhengHei" w:cs="Microsoft JhengHei"/>
           <w:szCs w:val="24"/>
         </w:rPr>
-        <w:instrText xml:space="preserve"> HYPERLINK \l _Toc12374 </w:instrText>
+        <w:instrText xml:space="preserve"> HYPERLINK \l _Toc6170 </w:instrText>
       </w:r>
       <w:r>
         <w:rPr>
@@ -2318,7 +2324,7 @@
         <w:fldChar w:fldCharType="begin"/>
       </w:r>
       <w:r>
-        <w:instrText xml:space="preserve"> PAGEREF _Toc12374 \h </w:instrText>
+        <w:instrText xml:space="preserve"> PAGEREF _Toc6170 \h </w:instrText>
       </w:r>
       <w:r>
         <w:fldChar w:fldCharType="separate"/>
@@ -2356,7 +2362,7 @@
           <w:rFonts w:hint="eastAsia" w:ascii="Microsoft JhengHei" w:hAnsi="Microsoft JhengHei" w:eastAsia="Microsoft JhengHei" w:cs="Microsoft JhengHei"/>
           <w:szCs w:val="24"/>
         </w:rPr>
-        <w:instrText xml:space="preserve"> HYPERLINK \l _Toc4376 </w:instrText>
+        <w:instrText xml:space="preserve"> HYPERLINK \l _Toc14283 </w:instrText>
       </w:r>
       <w:r>
         <w:rPr>
@@ -2381,7 +2387,7 @@
         <w:fldChar w:fldCharType="begin"/>
       </w:r>
       <w:r>
-        <w:instrText xml:space="preserve"> PAGEREF _Toc4376 \h </w:instrText>
+        <w:instrText xml:space="preserve"> PAGEREF _Toc14283 \h </w:instrText>
       </w:r>
       <w:r>
         <w:fldChar w:fldCharType="separate"/>
@@ -2419,7 +2425,7 @@
           <w:rFonts w:hint="eastAsia" w:ascii="Microsoft JhengHei" w:hAnsi="Microsoft JhengHei" w:eastAsia="Microsoft JhengHei" w:cs="Microsoft JhengHei"/>
           <w:szCs w:val="24"/>
         </w:rPr>
-        <w:instrText xml:space="preserve"> HYPERLINK \l _Toc31253 </w:instrText>
+        <w:instrText xml:space="preserve"> HYPERLINK \l _Toc22272 </w:instrText>
       </w:r>
       <w:r>
         <w:rPr>
@@ -2444,7 +2450,7 @@
         <w:fldChar w:fldCharType="begin"/>
       </w:r>
       <w:r>
-        <w:instrText xml:space="preserve"> PAGEREF _Toc31253 \h </w:instrText>
+        <w:instrText xml:space="preserve"> PAGEREF _Toc22272 \h </w:instrText>
       </w:r>
       <w:r>
         <w:fldChar w:fldCharType="separate"/>
@@ -2482,7 +2488,7 @@
           <w:rFonts w:hint="eastAsia" w:ascii="Microsoft JhengHei" w:hAnsi="Microsoft JhengHei" w:eastAsia="Microsoft JhengHei" w:cs="Microsoft JhengHei"/>
           <w:szCs w:val="24"/>
         </w:rPr>
-        <w:instrText xml:space="preserve"> HYPERLINK \l _Toc13575 </w:instrText>
+        <w:instrText xml:space="preserve"> HYPERLINK \l _Toc27195 </w:instrText>
       </w:r>
       <w:r>
         <w:rPr>
@@ -2507,7 +2513,7 @@
         <w:fldChar w:fldCharType="begin"/>
       </w:r>
       <w:r>
-        <w:instrText xml:space="preserve"> PAGEREF _Toc13575 \h </w:instrText>
+        <w:instrText xml:space="preserve"> PAGEREF _Toc27195 \h </w:instrText>
       </w:r>
       <w:r>
         <w:fldChar w:fldCharType="separate"/>
@@ -2545,7 +2551,7 @@
           <w:rFonts w:hint="eastAsia" w:ascii="Microsoft JhengHei" w:hAnsi="Microsoft JhengHei" w:eastAsia="Microsoft JhengHei" w:cs="Microsoft JhengHei"/>
           <w:szCs w:val="24"/>
         </w:rPr>
-        <w:instrText xml:space="preserve"> HYPERLINK \l _Toc7012 </w:instrText>
+        <w:instrText xml:space="preserve"> HYPERLINK \l _Toc23274 </w:instrText>
       </w:r>
       <w:r>
         <w:rPr>
@@ -2575,7 +2581,7 @@
         <w:fldChar w:fldCharType="begin"/>
       </w:r>
       <w:r>
-        <w:instrText xml:space="preserve"> PAGEREF _Toc7012 \h </w:instrText>
+        <w:instrText xml:space="preserve"> PAGEREF _Toc23274 \h </w:instrText>
       </w:r>
       <w:r>
         <w:fldChar w:fldCharType="separate"/>
@@ -2613,7 +2619,7 @@
           <w:rFonts w:hint="eastAsia" w:ascii="Microsoft JhengHei" w:hAnsi="Microsoft JhengHei" w:eastAsia="Microsoft JhengHei" w:cs="Microsoft JhengHei"/>
           <w:szCs w:val="24"/>
         </w:rPr>
-        <w:instrText xml:space="preserve"> HYPERLINK \l _Toc30691 </w:instrText>
+        <w:instrText xml:space="preserve"> HYPERLINK \l _Toc21227 </w:instrText>
       </w:r>
       <w:r>
         <w:rPr>
@@ -2638,7 +2644,7 @@
         <w:fldChar w:fldCharType="begin"/>
       </w:r>
       <w:r>
-        <w:instrText xml:space="preserve"> PAGEREF _Toc30691 \h </w:instrText>
+        <w:instrText xml:space="preserve"> PAGEREF _Toc21227 \h </w:instrText>
       </w:r>
       <w:r>
         <w:fldChar w:fldCharType="separate"/>
@@ -2703,7 +2709,7 @@
         <w:pStyle w:val="26"/>
         <w:bidi w:val="0"/>
       </w:pPr>
-      <w:bookmarkStart w:id="4" w:name="_Toc15068"/>
+      <w:bookmarkStart w:id="4" w:name="_Toc19815"/>
       <w:r>
         <w:t>总则</w:t>
       </w:r>
@@ -2714,7 +2720,7 @@
         <w:pStyle w:val="28"/>
         <w:bidi w:val="0"/>
       </w:pPr>
-      <w:bookmarkStart w:id="5" w:name="_Toc27903"/>
+      <w:bookmarkStart w:id="5" w:name="_Toc22568"/>
       <w:r>
         <w:t>目的</w:t>
       </w:r>
@@ -2734,7 +2740,7 @@
         <w:pStyle w:val="28"/>
         <w:bidi w:val="0"/>
       </w:pPr>
-      <w:bookmarkStart w:id="6" w:name="_Toc14164"/>
+      <w:bookmarkStart w:id="6" w:name="_Toc8319"/>
       <w:r>
         <w:t>管理原则</w:t>
       </w:r>
@@ -2773,7 +2779,7 @@
         <w:pStyle w:val="28"/>
         <w:bidi w:val="0"/>
       </w:pPr>
-      <w:bookmarkStart w:id="7" w:name="_Toc16462"/>
+      <w:bookmarkStart w:id="7" w:name="_Toc19420"/>
       <w:r>
         <w:t>适用范围</w:t>
       </w:r>
@@ -2793,7 +2799,7 @@
         <w:pStyle w:val="26"/>
         <w:bidi w:val="0"/>
       </w:pPr>
-      <w:bookmarkStart w:id="8" w:name="_Toc3810"/>
+      <w:bookmarkStart w:id="8" w:name="_Toc16908"/>
       <w:r>
         <w:t>人力资源部管理职责</w:t>
       </w:r>
@@ -2831,7 +2837,7 @@
         <w:pStyle w:val="26"/>
         <w:bidi w:val="0"/>
       </w:pPr>
-      <w:bookmarkStart w:id="9" w:name="_Toc16972"/>
+      <w:bookmarkStart w:id="9" w:name="_Toc9810"/>
       <w:r>
         <w:t>招聘计划</w:t>
       </w:r>
@@ -2842,7 +2848,7 @@
         <w:pStyle w:val="28"/>
         <w:bidi w:val="0"/>
       </w:pPr>
-      <w:bookmarkStart w:id="10" w:name="_Toc30603"/>
+      <w:bookmarkStart w:id="10" w:name="_Toc21994"/>
       <w:r>
         <w:t>制订时间</w:t>
       </w:r>
@@ -2871,7 +2877,7 @@
         <w:pStyle w:val="28"/>
         <w:bidi w:val="0"/>
       </w:pPr>
-      <w:bookmarkStart w:id="11" w:name="_Toc8840"/>
+      <w:bookmarkStart w:id="11" w:name="_Toc24343"/>
       <w:r>
         <w:t>招聘计划内容</w:t>
       </w:r>
@@ -2891,7 +2897,7 @@
         <w:pStyle w:val="28"/>
         <w:bidi w:val="0"/>
       </w:pPr>
-      <w:bookmarkStart w:id="12" w:name="_Toc21971"/>
+      <w:bookmarkStart w:id="12" w:name="_Toc13349"/>
       <w:r>
         <w:t>审批及调整</w:t>
       </w:r>
@@ -2920,7 +2926,7 @@
         <w:pStyle w:val="26"/>
         <w:bidi w:val="0"/>
       </w:pPr>
-      <w:bookmarkStart w:id="13" w:name="_Toc8669"/>
+      <w:bookmarkStart w:id="13" w:name="_Toc31210"/>
       <w:r>
         <w:t>招聘渠道</w:t>
       </w:r>
@@ -2933,7 +2939,7 @@
       </w:pPr>
       <w:bookmarkStart w:id="14" w:name="bookmark25"/>
       <w:bookmarkEnd w:id="14"/>
-      <w:bookmarkStart w:id="15" w:name="_Toc17384"/>
+      <w:bookmarkStart w:id="15" w:name="_Toc21951"/>
       <w:r>
         <w:t>内部招聘渠道</w:t>
       </w:r>
@@ -2953,7 +2959,7 @@
         <w:pStyle w:val="28"/>
         <w:bidi w:val="0"/>
       </w:pPr>
-      <w:bookmarkStart w:id="16" w:name="_Toc25472"/>
+      <w:bookmarkStart w:id="16" w:name="_Toc1793"/>
       <w:r>
         <w:t>外部招聘渠道</w:t>
       </w:r>
@@ -2973,7 +2979,7 @@
         <w:pStyle w:val="26"/>
         <w:bidi w:val="0"/>
       </w:pPr>
-      <w:bookmarkStart w:id="17" w:name="_Toc27395"/>
+      <w:bookmarkStart w:id="17" w:name="_Toc106"/>
       <w:r>
         <w:t>招聘费用管理</w:t>
       </w:r>
@@ -2986,7 +2992,7 @@
       </w:pPr>
       <w:bookmarkStart w:id="18" w:name="bookmark26"/>
       <w:bookmarkEnd w:id="18"/>
-      <w:bookmarkStart w:id="19" w:name="_Toc31561"/>
+      <w:bookmarkStart w:id="19" w:name="_Toc6737"/>
       <w:r>
         <w:t>招聘费用范围</w:t>
       </w:r>
@@ -3055,7 +3061,7 @@
       </w:pPr>
       <w:bookmarkStart w:id="20" w:name="bookmark27"/>
       <w:bookmarkEnd w:id="20"/>
-      <w:bookmarkStart w:id="21" w:name="_Toc2294"/>
+      <w:bookmarkStart w:id="21" w:name="_Toc28969"/>
       <w:r>
         <w:t>招聘费用预算</w:t>
       </w:r>
@@ -3075,11 +3081,13 @@
         <w:pStyle w:val="26"/>
         <w:bidi w:val="0"/>
       </w:pPr>
-      <w:bookmarkStart w:id="22" w:name="_Toc19361"/>
+      <w:bookmarkStart w:id="22" w:name="_Toc6696"/>
       <w:r>
         <w:t>招聘考核录用程序</w:t>
       </w:r>
       <w:bookmarkEnd w:id="22"/>
+      <w:bookmarkStart w:id="32" w:name="_GoBack"/>
+      <w:bookmarkEnd w:id="32"/>
     </w:p>
     <w:p>
       <w:pPr>
@@ -3088,13 +3096,11 @@
       </w:pPr>
       <w:bookmarkStart w:id="23" w:name="bookmark28"/>
       <w:bookmarkEnd w:id="23"/>
-      <w:bookmarkStart w:id="24" w:name="_Toc2815"/>
+      <w:bookmarkStart w:id="24" w:name="_Toc1281"/>
       <w:r>
         <w:t>简历筛选</w:t>
       </w:r>
       <w:bookmarkEnd w:id="24"/>
-      <w:bookmarkStart w:id="32" w:name="_GoBack"/>
-      <w:bookmarkEnd w:id="32"/>
     </w:p>
     <w:p>
       <w:pPr>
@@ -3128,7 +3134,7 @@
         <w:pStyle w:val="28"/>
         <w:bidi w:val="0"/>
       </w:pPr>
-      <w:bookmarkStart w:id="25" w:name="_Toc6005"/>
+      <w:bookmarkStart w:id="25" w:name="_Toc1958"/>
       <w:r>
         <w:t>面试</w:t>
       </w:r>
@@ -3188,7 +3194,7 @@
         <w:pStyle w:val="28"/>
         <w:bidi w:val="0"/>
       </w:pPr>
-      <w:bookmarkStart w:id="26" w:name="_Toc12374"/>
+      <w:bookmarkStart w:id="26" w:name="_Toc6170"/>
       <w:r>
         <w:t>背景调查</w:t>
       </w:r>
@@ -3217,7 +3223,7 @@
         <w:pStyle w:val="28"/>
         <w:bidi w:val="0"/>
       </w:pPr>
-      <w:bookmarkStart w:id="27" w:name="_Toc4376"/>
+      <w:bookmarkStart w:id="27" w:name="_Toc14283"/>
       <w:r>
         <w:t>确定录用人选及结果反馈</w:t>
       </w:r>
@@ -3237,7 +3243,7 @@
         <w:pStyle w:val="26"/>
         <w:bidi w:val="0"/>
       </w:pPr>
-      <w:bookmarkStart w:id="28" w:name="_Toc31253"/>
+      <w:bookmarkStart w:id="28" w:name="_Toc22272"/>
       <w:r>
         <w:t>体检</w:t>
       </w:r>
@@ -3266,7 +3272,7 @@
         <w:pStyle w:val="26"/>
         <w:bidi w:val="0"/>
       </w:pPr>
-      <w:bookmarkStart w:id="29" w:name="_Toc13575"/>
+      <w:bookmarkStart w:id="29" w:name="_Toc27195"/>
       <w:r>
         <w:t>报到</w:t>
       </w:r>
@@ -3290,7 +3296,7 @@
           <w:lang w:val="en-US" w:eastAsia="zh-CN"/>
         </w:rPr>
       </w:pPr>
-      <w:bookmarkStart w:id="30" w:name="_Toc7012"/>
+      <w:bookmarkStart w:id="30" w:name="_Toc23274"/>
       <w:r>
         <w:rPr>
           <w:rFonts w:hint="eastAsia"/>
@@ -3743,7 +3749,7 @@
         <w:pStyle w:val="26"/>
         <w:bidi w:val="0"/>
       </w:pPr>
-      <w:bookmarkStart w:id="31" w:name="_Toc30691"/>
+      <w:bookmarkStart w:id="31" w:name="_Toc21227"/>
       <w:r>
         <w:t>附则</w:t>
       </w:r>
@@ -3886,7 +3892,7 @@
         <w:sectPr>
           <w:footerReference r:id="rId7" w:type="default"/>
           <w:pgSz w:w="11906" w:h="16839"/>
-          <w:pgMar w:top="1431" w:right="1785" w:bottom="1357" w:left="1272" w:header="0" w:footer="1199" w:gutter="0"/>
+          <w:pgMar w:top="1440" w:right="1800" w:bottom="1440" w:left="1800" w:header="0" w:footer="1199" w:gutter="0"/>
           <w:cols w:space="720" w:num="1"/>
         </w:sectPr>
       </w:pPr>
